--- a/CÔNG TY TNHH CHÍ ĐỊNH VIỆT NAM/ChiDinh_BoSungDDPL/MauSo13.docx
+++ b/CÔNG TY TNHH CHÍ ĐỊNH VIỆT NAM/ChiDinh_BoSungDDPL/MauSo13.docx
@@ -4827,12 +4827,78 @@
                 <w:rFonts w:ascii="Times New Roman" w:eastAsia="Times New Roman" w:hAnsi="Times New Roman" w:cs="Times New Roman"/>
                 <w:b/>
                 <w:spacing w:val="-10"/>
-                <w:sz w:val="24"/>
-                <w:szCs w:val="24"/>
+                <w:sz w:val="26"/>
+                <w:szCs w:val="26"/>
                 <w:lang w:val="pt-BR"/>
               </w:rPr>
               <w:lastRenderedPageBreak/>
-              <w:t>CHỦ TỊCH CÔNG TY</w:t>
+              <w:t xml:space="preserve">CHỦ TỊCH HỘI </w:t>
+            </w:r>
+            <w:r>
+              <w:rPr>
+                <w:rFonts w:ascii="Times New Roman" w:eastAsia="Times New Roman" w:hAnsi="Times New Roman" w:cs="Times New Roman" w:hint="eastAsia"/>
+                <w:b/>
+                <w:spacing w:val="-10"/>
+                <w:sz w:val="26"/>
+                <w:szCs w:val="26"/>
+                <w:lang w:val="pt-BR"/>
+              </w:rPr>
+              <w:t>Đ</w:t>
+            </w:r>
+            <w:r>
+              <w:rPr>
+                <w:rFonts w:ascii="Times New Roman" w:eastAsia="Times New Roman" w:hAnsi="Times New Roman" w:cs="Times New Roman"/>
+                <w:b/>
+                <w:spacing w:val="-10"/>
+                <w:sz w:val="26"/>
+                <w:szCs w:val="26"/>
+                <w:lang w:val="pt-BR"/>
+              </w:rPr>
+              <w:t>ỒNG TH</w:t>
+            </w:r>
+            <w:r>
+              <w:rPr>
+                <w:rFonts w:ascii="Times New Roman" w:eastAsia="Times New Roman" w:hAnsi="Times New Roman" w:cs="Times New Roman" w:hint="eastAsia"/>
+                <w:b/>
+                <w:spacing w:val="-10"/>
+                <w:sz w:val="26"/>
+                <w:szCs w:val="26"/>
+                <w:lang w:val="pt-BR"/>
+              </w:rPr>
+              <w:t>À</w:t>
+            </w:r>
+            <w:r>
+              <w:rPr>
+                <w:rFonts w:ascii="Times New Roman" w:eastAsia="Times New Roman" w:hAnsi="Times New Roman" w:cs="Times New Roman"/>
+                <w:b/>
+                <w:spacing w:val="-10"/>
+                <w:sz w:val="26"/>
+                <w:szCs w:val="26"/>
+                <w:lang w:val="pt-BR"/>
+              </w:rPr>
+              <w:t>NH VI</w:t>
+            </w:r>
+            <w:r>
+              <w:rPr>
+                <w:rFonts w:ascii="Times New Roman" w:eastAsia="Times New Roman" w:hAnsi="Times New Roman" w:cs="Times New Roman" w:hint="eastAsia"/>
+                <w:b/>
+                <w:spacing w:val="-10"/>
+                <w:sz w:val="26"/>
+                <w:szCs w:val="26"/>
+                <w:lang w:val="pt-BR"/>
+              </w:rPr>
+              <w:t>Ê</w:t>
+            </w:r>
+            <w:r>
+              <w:rPr>
+                <w:rFonts w:ascii="Times New Roman" w:eastAsia="Times New Roman" w:hAnsi="Times New Roman" w:cs="Times New Roman"/>
+                <w:b/>
+                <w:spacing w:val="-10"/>
+                <w:sz w:val="26"/>
+                <w:szCs w:val="26"/>
+                <w:lang w:val="pt-BR"/>
+              </w:rPr>
+              <w:t>N</w:t>
             </w:r>
           </w:p>
           <w:p>
@@ -4841,8 +4907,8 @@
               <w:jc w:val="center"/>
               <w:rPr>
                 <w:rFonts w:ascii="Times New Roman" w:eastAsia="Calibri" w:hAnsi="Times New Roman" w:cs="Times New Roman"/>
+                <w:b/>
                 <w:bCs/>
-                <w:i/>
                 <w:sz w:val="24"/>
                 <w:szCs w:val="24"/>
                 <w:lang w:val="pt-BR"/>
@@ -4879,20 +4945,6 @@
               </w:rPr>
               <w:footnoteReference w:id="4"/>
             </w:r>
-          </w:p>
-          <w:p>
-            <w:pPr>
-              <w:spacing w:after="0" w:line="240" w:lineRule="auto"/>
-              <w:jc w:val="center"/>
-              <w:rPr>
-                <w:rFonts w:ascii="Times New Roman" w:eastAsia="Calibri" w:hAnsi="Times New Roman" w:cs="Times New Roman"/>
-                <w:b/>
-                <w:bCs/>
-                <w:sz w:val="24"/>
-                <w:szCs w:val="24"/>
-                <w:lang w:val="pt-BR"/>
-              </w:rPr>
-            </w:pPr>
           </w:p>
         </w:tc>
       </w:tr>
@@ -8435,6 +8487,7 @@
   <w:style w:type="character" w:default="1" w:styleId="DefaultParagraphFont">
     <w:name w:val="Default Paragraph Font"/>
     <w:uiPriority w:val="1"/>
+    <w:semiHidden/>
     <w:unhideWhenUsed/>
   </w:style>
   <w:style w:type="table" w:default="1" w:styleId="TableNormal">
